--- a/docs/dist/decision-log.docx
+++ b/docs/dist/decision-log.docx
@@ -117,7 +117,7 @@
               <w:pStyle w:val="Compact"/>
             </w:pPr>
             <w:r>
-              <w:t xml:space="preserve">0.1</w:t>
+              <w:t xml:space="preserve">0.2</w:t>
             </w:r>
           </w:p>
         </w:tc>
@@ -2612,29 +2612,38 @@
               <w:pStyle w:val="Compact"/>
             </w:pPr>
             <w:r>
-              <w:t xml:space="preserve">Open, blocking</w:t>
-            </w:r>
-          </w:p>
-        </w:tc>
-        <w:tc>
-          <w:tcPr/>
-          <w:p>
-            <w:pPr>
-              <w:pStyle w:val="Compact"/>
-            </w:pPr>
-            <w:r>
-              <w:t xml:space="preserve">None</w:t>
-            </w:r>
-          </w:p>
-        </w:tc>
-        <w:tc>
-          <w:tcPr/>
-          <w:p>
-            <w:pPr>
-              <w:pStyle w:val="Compact"/>
-            </w:pPr>
-            <w:r>
-              <w:t xml:space="preserve">Recorded as</w:t>
+              <w:t xml:space="preserve">Accepted</w:t>
+            </w:r>
+          </w:p>
+        </w:tc>
+        <w:tc>
+          <w:tcPr/>
+          <w:p>
+            <w:pPr>
+              <w:pStyle w:val="Compact"/>
+            </w:pPr>
+            <w:r>
+              <w:rPr>
+                <w:rStyle w:val="VerbatimChar"/>
+              </w:rPr>
+              <w:t xml:space="preserve">embeddinggemma</w:t>
+            </w:r>
+            <w:r>
+              <w:t xml:space="preserve"> </w:t>
+            </w:r>
+            <w:r>
+              <w:t xml:space="preserve">at 768 dimensions. Five candidates measured against 71 hand-labelled pairs: first on every discriminating metric, 77 ms warm, 681 MB resident, co-resident with the generation model inside 6 GB</w:t>
+            </w:r>
+          </w:p>
+        </w:tc>
+        <w:tc>
+          <w:tcPr/>
+          <w:p>
+            <w:pPr>
+              <w:pStyle w:val="Compact"/>
+            </w:pPr>
+            <w:r>
+              <w:t xml:space="preserve">Decided in</w:t>
             </w:r>
             <w:r>
               <w:t xml:space="preserve"> </w:t>
@@ -2648,7 +2657,10 @@
               </w:r>
             </w:hyperlink>
             <w:r>
-              <w:t xml:space="preserve">. Requires a dedicated spike before schema definition</w:t>
+              <w:t xml:space="preserve"> </w:t>
+            </w:r>
+            <w:r>
+              <w:t xml:space="preserve">on the evidence in NOVA-SPK-002. Revisit when authentic corrections exist in volume</w:t>
             </w:r>
           </w:p>
         </w:tc>
@@ -2763,6 +2775,63 @@
             </w:pPr>
             <w:r>
               <w:t xml:space="preserve">Derive from measured distributions, then fix</w:t>
+            </w:r>
+          </w:p>
+        </w:tc>
+      </w:tr>
+      <w:tr>
+        <w:tc>
+          <w:tcPr/>
+          <w:p>
+            <w:pPr>
+              <w:pStyle w:val="Compact"/>
+            </w:pPr>
+            <w:r>
+              <w:t xml:space="preserve">DL-029</w:t>
+            </w:r>
+          </w:p>
+        </w:tc>
+        <w:tc>
+          <w:tcPr/>
+          <w:p>
+            <w:pPr>
+              <w:pStyle w:val="Compact"/>
+            </w:pPr>
+            <w:r>
+              <w:t xml:space="preserve">Always-apply memories are held outside the vector index rather than retrieved by similarity</w:t>
+            </w:r>
+          </w:p>
+        </w:tc>
+        <w:tc>
+          <w:tcPr/>
+          <w:p>
+            <w:pPr>
+              <w:pStyle w:val="Compact"/>
+            </w:pPr>
+            <w:r>
+              <w:t xml:space="preserve">Provisional</w:t>
+            </w:r>
+          </w:p>
+        </w:tc>
+        <w:tc>
+          <w:tcPr/>
+          <w:p>
+            <w:pPr>
+              <w:pStyle w:val="Compact"/>
+            </w:pPr>
+            <w:r>
+              <w:t xml:space="preserve">A rule labelled relevant to all twenty requirements was ranked 6th to 8th by every one of five candidates, for every requirement. It accounts for the entire gap between recall@5 of 0.701 and scoped recall of 0.967</w:t>
+            </w:r>
+          </w:p>
+        </w:tc>
+        <w:tc>
+          <w:tcPr/>
+          <w:p>
+            <w:pPr>
+              <w:pStyle w:val="Compact"/>
+            </w:pPr>
+            <w:r>
+              <w:t xml:space="preserve">A content-free rule gives semantic ranking nothing to match on. Settle the memory entity's treatment of scope before the M3 schema</w:t>
             </w:r>
           </w:p>
         </w:tc>
@@ -3752,6 +3821,52 @@
             </w:pPr>
             <w:r>
               <w:t xml:space="preserve">Initial draft</w:t>
+            </w:r>
+          </w:p>
+        </w:tc>
+      </w:tr>
+      <w:tr>
+        <w:tc>
+          <w:tcPr/>
+          <w:p>
+            <w:pPr>
+              <w:pStyle w:val="Compact"/>
+            </w:pPr>
+            <w:r>
+              <w:t xml:space="preserve">0.2</w:t>
+            </w:r>
+          </w:p>
+        </w:tc>
+        <w:tc>
+          <w:tcPr/>
+          <w:p>
+            <w:pPr>
+              <w:pStyle w:val="Compact"/>
+            </w:pPr>
+            <w:r>
+              <w:t xml:space="preserve">2026-09-08</w:t>
+            </w:r>
+          </w:p>
+        </w:tc>
+        <w:tc>
+          <w:tcPr/>
+          <w:p>
+            <w:pPr>
+              <w:pStyle w:val="Compact"/>
+            </w:pPr>
+            <w:r>
+              <w:t xml:space="preserve">Laxmi Poudel</w:t>
+            </w:r>
+          </w:p>
+        </w:tc>
+        <w:tc>
+          <w:tcPr/>
+          <w:p>
+            <w:pPr>
+              <w:pStyle w:val="Compact"/>
+            </w:pPr>
+            <w:r>
+              <w:t xml:space="preserve">DL-026 accepted. DL-029 added: always-apply memories held outside the vector index</w:t>
             </w:r>
           </w:p>
         </w:tc>

--- a/docs/dist/decision-log.docx
+++ b/docs/dist/decision-log.docx
@@ -117,7 +117,7 @@
               <w:pStyle w:val="Compact"/>
             </w:pPr>
             <w:r>
-              <w:t xml:space="preserve">0.2</w:t>
+              <w:t xml:space="preserve">0.3</w:t>
             </w:r>
           </w:p>
         </w:tc>
@@ -2384,29 +2384,29 @@
               <w:pStyle w:val="Compact"/>
             </w:pPr>
             <w:r>
-              <w:t xml:space="preserve">Provisional</w:t>
-            </w:r>
-          </w:p>
-        </w:tc>
-        <w:tc>
-          <w:tcPr/>
-          <w:p>
-            <w:pPr>
-              <w:pStyle w:val="Compact"/>
-            </w:pPr>
-            <w:r>
-              <w:t xml:space="preserve">Three candidates measured. 12 of 12 schema-conformant, 2.9 to 3.9 GB resident, fully GPU-offloaded, 9 to 26 s warm</w:t>
-            </w:r>
-          </w:p>
-        </w:tc>
-        <w:tc>
-          <w:tcPr/>
-          <w:p>
-            <w:pPr>
-              <w:pStyle w:val="Compact"/>
-            </w:pPr>
-            <w:r>
-              <w:t xml:space="preserve">Complete the run across all cases and candidates before this becomes Accepted</w:t>
+              <w:t xml:space="preserve">Accepted</w:t>
+            </w:r>
+          </w:p>
+        </w:tc>
+        <w:tc>
+          <w:tcPr/>
+          <w:p>
+            <w:pPr>
+              <w:pStyle w:val="Compact"/>
+            </w:pPr>
+            <w:r>
+              <w:t xml:space="preserve">Five candidates over twenty requirements. The 4B class is 2.9 to 3.9 GB and fully GPU-offloaded; both 8B candidates need 6.6 GB, run about a third on the CPU, and are 2.4 times slower for no quality gain</w:t>
+            </w:r>
+          </w:p>
+        </w:tc>
+        <w:tc>
+          <w:tcPr/>
+          <w:p>
+            <w:pPr>
+              <w:pStyle w:val="Compact"/>
+            </w:pPr>
+            <w:r>
+              <w:t xml:space="preserve">Settled by the full run on 2026-09-08</w:t>
             </w:r>
           </w:p>
         </w:tc>
@@ -2441,29 +2441,38 @@
               <w:pStyle w:val="Compact"/>
             </w:pPr>
             <w:r>
-              <w:t xml:space="preserve">Open</w:t>
-            </w:r>
-          </w:p>
-        </w:tc>
-        <w:tc>
-          <w:tcPr/>
-          <w:p>
-            <w:pPr>
-              <w:pStyle w:val="Compact"/>
-            </w:pPr>
-            <w:r>
-              <w:t xml:space="preserve">At a sample of four per model, one candidate leads on content quality, another on latency, a third is weakest on coverage</w:t>
-            </w:r>
-          </w:p>
-        </w:tc>
-        <w:tc>
-          <w:tcPr/>
-          <w:p>
-            <w:pPr>
-              <w:pStyle w:val="Compact"/>
-            </w:pPr>
-            <w:r>
-              <w:t xml:space="preserve">A sample of four cannot separate them. Decide following the complete run</w:t>
+              <w:t xml:space="preserve">Accepted</w:t>
+            </w:r>
+          </w:p>
+        </w:tc>
+        <w:tc>
+          <w:tcPr/>
+          <w:p>
+            <w:pPr>
+              <w:pStyle w:val="Compact"/>
+            </w:pPr>
+            <w:r>
+              <w:rPr>
+                <w:rStyle w:val="VerbatimChar"/>
+              </w:rPr>
+              <w:t xml:space="preserve">gemma3:4b</w:t>
+            </w:r>
+            <w:r>
+              <w:t xml:space="preserve"> </w:t>
+            </w:r>
+            <w:r>
+              <w:t xml:space="preserve">at its default quantization. Leads content quality at 0.988 AC coverage and 0.988 required case types over twenty requirements, no hallucinated criterion references, smallest footprint at 2.9 GB</w:t>
+            </w:r>
+          </w:p>
+        </w:tc>
+        <w:tc>
+          <w:tcPr/>
+          <w:p>
+            <w:pPr>
+              <w:pStyle w:val="Compact"/>
+            </w:pPr>
+            <w:r>
+              <w:t xml:space="preserve">Chosen over a 7 s median latency advantage elsewhere, because the faster candidates each carry a coverage or accuracy deficit</w:t>
             </w:r>
           </w:p>
         </w:tc>
@@ -2498,29 +2507,29 @@
               <w:pStyle w:val="Compact"/>
             </w:pPr>
             <w:r>
-              <w:t xml:space="preserve">Provisional</w:t>
-            </w:r>
-          </w:p>
-        </w:tc>
-        <w:tc>
-          <w:tcPr/>
-          <w:p>
-            <w:pPr>
-              <w:pStyle w:val="Compact"/>
-            </w:pPr>
-            <w:r>
-              <w:t xml:space="preserve">Structural conformance was complete at single stage across every measured candidate</w:t>
-            </w:r>
-          </w:p>
-        </w:tc>
-        <w:tc>
-          <w:tcPr/>
-          <w:p>
-            <w:pPr>
-              <w:pStyle w:val="Compact"/>
-            </w:pPr>
-            <w:r>
-              <w:t xml:space="preserve">Revisit only if content quality proves weak on the complete run. Two-stage generation costs an additional inference call</w:t>
+              <w:t xml:space="preserve">Accepted</w:t>
+            </w:r>
+          </w:p>
+        </w:tc>
+        <w:tc>
+          <w:tcPr/>
+          <w:p>
+            <w:pPr>
+              <w:pStyle w:val="Compact"/>
+            </w:pPr>
+            <w:r>
+              <w:t xml:space="preserve">100 of 100 valid on first attempt at single stage, across five models and twenty requirements</w:t>
+            </w:r>
+          </w:p>
+        </w:tc>
+        <w:tc>
+          <w:tcPr/>
+          <w:p>
+            <w:pPr>
+              <w:pStyle w:val="Compact"/>
+            </w:pPr>
+            <w:r>
+              <w:t xml:space="preserve">The complete run showed no structural weakness to justify a second inference call</w:t>
             </w:r>
           </w:p>
         </w:tc>
@@ -2695,29 +2704,29 @@
               <w:pStyle w:val="Compact"/>
             </w:pPr>
             <w:r>
-              <w:t xml:space="preserve">Open</w:t>
-            </w:r>
-          </w:p>
-        </w:tc>
-        <w:tc>
-          <w:tcPr/>
-          <w:p>
-            <w:pPr>
-              <w:pStyle w:val="Compact"/>
-            </w:pPr>
-            <w:r>
-              <w:t xml:space="preserve">Two candidates retrieved, neither measured</w:t>
-            </w:r>
-          </w:p>
-        </w:tc>
-        <w:tc>
-          <w:tcPr/>
-          <w:p>
-            <w:pPr>
-              <w:pStyle w:val="Compact"/>
-            </w:pPr>
-            <w:r>
-              <w:t xml:space="preserve">Measure residency and offload distribution</w:t>
+              <w:t xml:space="preserve">Accepted</w:t>
+            </w:r>
+          </w:p>
+        </w:tc>
+        <w:tc>
+          <w:tcPr/>
+          <w:p>
+            <w:pPr>
+              <w:pStyle w:val="Compact"/>
+            </w:pPr>
+            <w:r>
+              <w:t xml:space="preserve">It does not. Both candidates load at 6.6 GB against 6141 MiB, running 36% and 38% on the CPU, at 40 to 44 s median against 17.3 s</w:t>
+            </w:r>
+          </w:p>
+        </w:tc>
+        <w:tc>
+          <w:tcPr/>
+          <w:p>
+            <w:pPr>
+              <w:pStyle w:val="Compact"/>
+            </w:pPr>
+            <w:r>
+              <w:t xml:space="preserve">R-08 closed on the measurement. Revisit only on different hardware</w:t>
             </w:r>
           </w:p>
         </w:tc>
@@ -3867,6 +3876,52 @@
             </w:pPr>
             <w:r>
               <w:t xml:space="preserve">DL-026 accepted. DL-029 added: always-apply memories held outside the vector index</w:t>
+            </w:r>
+          </w:p>
+        </w:tc>
+      </w:tr>
+      <w:tr>
+        <w:tc>
+          <w:tcPr/>
+          <w:p>
+            <w:pPr>
+              <w:pStyle w:val="Compact"/>
+            </w:pPr>
+            <w:r>
+              <w:t xml:space="preserve">0.3</w:t>
+            </w:r>
+          </w:p>
+        </w:tc>
+        <w:tc>
+          <w:tcPr/>
+          <w:p>
+            <w:pPr>
+              <w:pStyle w:val="Compact"/>
+            </w:pPr>
+            <w:r>
+              <w:t xml:space="preserve">2026-09-08</w:t>
+            </w:r>
+          </w:p>
+        </w:tc>
+        <w:tc>
+          <w:tcPr/>
+          <w:p>
+            <w:pPr>
+              <w:pStyle w:val="Compact"/>
+            </w:pPr>
+            <w:r>
+              <w:t xml:space="preserve">Laxmi Poudel</w:t>
+            </w:r>
+          </w:p>
+        </w:tc>
+        <w:tc>
+          <w:tcPr/>
+          <w:p>
+            <w:pPr>
+              <w:pStyle w:val="Compact"/>
+            </w:pPr>
+            <w:r>
+              <w:t xml:space="preserve">DL-022, DL-023, DL-024 and DL-027 accepted on the full model run</w:t>
             </w:r>
           </w:p>
         </w:tc>

--- a/docs/dist/decision-log.docx
+++ b/docs/dist/decision-log.docx
@@ -4671,7 +4671,7 @@
     <w:basedOn w:val="BodyTextChar"/>
     <w:rPr>
       <w:rFonts w:ascii="Consolas" w:hAnsi="Consolas"/>
-      <w:sz w:val="22"/>
+      <w:sz w:val="18"/>
     </w:rPr>
   </w:style>
   <w:style w:customStyle="1" w:styleId="SectionNumber" w:type="character">

--- a/docs/dist/decision-log.docx
+++ b/docs/dist/decision-log.docx
@@ -2213,6 +2213,115 @@
           </w:p>
         </w:tc>
       </w:tr>
+      <w:tr>
+        <w:tc>
+          <w:tcPr/>
+          <w:p>
+            <w:pPr>
+              <w:pStyle w:val="Compact"/>
+            </w:pPr>
+            <w:r>
+              <w:t xml:space="preserve">DL-030</w:t>
+            </w:r>
+          </w:p>
+        </w:tc>
+        <w:tc>
+          <w:tcPr/>
+          <w:p>
+            <w:pPr>
+              <w:pStyle w:val="Compact"/>
+            </w:pPr>
+            <w:r>
+              <w:t xml:space="preserve">The inference runtime stays bound to loopback; containers reach it through Docker Desktop's host proxy</w:t>
+            </w:r>
+          </w:p>
+        </w:tc>
+        <w:tc>
+          <w:tcPr/>
+          <w:p>
+            <w:pPr>
+              <w:pStyle w:val="Compact"/>
+            </w:pPr>
+            <w:r>
+              <w:t xml:space="preserve">Accepted</w:t>
+            </w:r>
+          </w:p>
+        </w:tc>
+        <w:tc>
+          <w:tcPr/>
+          <w:p>
+            <w:pPr>
+              <w:pStyle w:val="Compact"/>
+            </w:pPr>
+            <w:r>
+              <w:t xml:space="preserve">Widening</w:t>
+            </w:r>
+            <w:r>
+              <w:t xml:space="preserve"> </w:t>
+            </w:r>
+            <w:r>
+              <w:rPr>
+                <w:rStyle w:val="VerbatimChar"/>
+              </w:rPr>
+              <w:t xml:space="preserve">OLLAMA_HOST</w:t>
+            </w:r>
+            <w:r>
+              <w:t xml:space="preserve"> </w:t>
+            </w:r>
+            <w:r>
+              <w:t xml:space="preserve">to</w:t>
+            </w:r>
+            <w:r>
+              <w:t xml:space="preserve"> </w:t>
+            </w:r>
+            <w:r>
+              <w:rPr>
+                <w:rStyle w:val="VerbatimChar"/>
+              </w:rPr>
+              <w:t xml:space="preserve">0.0.0.0</w:t>
+            </w:r>
+            <w:r>
+              <w:t xml:space="preserve"> </w:t>
+            </w:r>
+            <w:r>
+              <w:t xml:space="preserve">with the port firewalled to the Docker subnet; containerizing inference with GPU passthrough</w:t>
+            </w:r>
+          </w:p>
+        </w:tc>
+        <w:tc>
+          <w:tcPr/>
+          <w:p>
+            <w:pPr>
+              <w:pStyle w:val="Compact"/>
+            </w:pPr>
+            <w:r>
+              <w:t xml:space="preserve">Measured working on the default binding, so the alternative buys nothing and costs an unauthenticated inference API behind one firewall rule</w:t>
+            </w:r>
+          </w:p>
+        </w:tc>
+        <w:tc>
+          <w:tcPr/>
+          <w:p>
+            <w:pPr>
+              <w:pStyle w:val="Compact"/>
+            </w:pPr>
+            <w:r>
+              <w:t xml:space="preserve">The deployment is Docker Desktop-specific. A Linux-native engine has no host proxy and needs the widened binding</w:t>
+            </w:r>
+          </w:p>
+        </w:tc>
+        <w:tc>
+          <w:tcPr/>
+          <w:p>
+            <w:pPr>
+              <w:pStyle w:val="Compact"/>
+            </w:pPr>
+            <w:r>
+              <w:t xml:space="preserve">Deploying on a container runtime without a host proxy</w:t>
+            </w:r>
+          </w:p>
+        </w:tc>
+      </w:tr>
     </w:tbl>
     <w:bookmarkEnd w:id="13"/>
     <w:bookmarkStart w:id="15" w:name="Xfc843ae24f19afe429f3840568155ead3968e79"/>
@@ -3922,6 +4031,52 @@
             </w:pPr>
             <w:r>
               <w:t xml:space="preserve">DL-022, DL-023, DL-024 and DL-027 accepted on the full model run</w:t>
+            </w:r>
+          </w:p>
+        </w:tc>
+      </w:tr>
+      <w:tr>
+        <w:tc>
+          <w:tcPr/>
+          <w:p>
+            <w:pPr>
+              <w:pStyle w:val="Compact"/>
+            </w:pPr>
+            <w:r>
+              <w:t xml:space="preserve">0.4</w:t>
+            </w:r>
+          </w:p>
+        </w:tc>
+        <w:tc>
+          <w:tcPr/>
+          <w:p>
+            <w:pPr>
+              <w:pStyle w:val="Compact"/>
+            </w:pPr>
+            <w:r>
+              <w:t xml:space="preserve">2026-09-09</w:t>
+            </w:r>
+          </w:p>
+        </w:tc>
+        <w:tc>
+          <w:tcPr/>
+          <w:p>
+            <w:pPr>
+              <w:pStyle w:val="Compact"/>
+            </w:pPr>
+            <w:r>
+              <w:t xml:space="preserve">Laxmi Poudel</w:t>
+            </w:r>
+          </w:p>
+        </w:tc>
+        <w:tc>
+          <w:tcPr/>
+          <w:p>
+            <w:pPr>
+              <w:pStyle w:val="Compact"/>
+            </w:pPr>
+            <w:r>
+              <w:t xml:space="preserve">DL-030 added and accepted on the evidence in NOVA-SPK-003</w:t>
             </w:r>
           </w:p>
         </w:tc>
